--- a/data/test_files/challenge/challenge_footnotes.docx
+++ b/data/test_files/challenge/challenge_footnotes.docx
@@ -16,7 +16,7 @@
       </w:r>
       <w:r>
         <w:rPr>
-          <w:rStyle w:val="FootnoteReference"/>
+          <w:vertAlign w:val="superscript"/>
         </w:rPr>
         <w:footnoteReference w:id="1"/>
       </w:r>
@@ -24,6 +24,12 @@
     <w:p>
       <w:r>
         <w:t>Second paragraph with an endnote reference.</w:t>
+      </w:r>
+      <w:r>
+        <w:rPr>
+          <w:vertAlign w:val="superscript"/>
+        </w:rPr>
+        <w:endnoteReference w:id="1"/>
       </w:r>
     </w:p>
     <w:p>
@@ -47,6 +53,76 @@
     </w:sectPr>
   </w:body>
 </w:document>
+</file>
+
+<file path=word/endnotes.xml><?xml version="1.0" encoding="utf-8"?>
+<w:endnotes xmlns:w="http://schemas.openxmlformats.org/wordprocessingml/2006/main">
+  <w:endnote w:type="separator" w:id="-1">
+    <w:p>
+      <w:r>
+        <w:separator/>
+      </w:r>
+    </w:p>
+  </w:endnote>
+  <w:endnote w:type="continuationSeparator" w:id="0">
+    <w:p>
+      <w:r>
+        <w:continuationSeparator/>
+      </w:r>
+    </w:p>
+  </w:endnote>
+  <w:endnote w:id="1">
+    <w:p>
+      <w:pPr>
+        <w:pStyle w:val="EndnoteText"/>
+      </w:pPr>
+      <w:r>
+        <w:rPr>
+          <w:vertAlign w:val="superscript"/>
+        </w:rPr>
+        <w:endnoteRef/>
+      </w:r>
+      <w:r>
+        <w:t xml:space="preserve"> This endnote provides a reference citation.</w:t>
+      </w:r>
+    </w:p>
+  </w:endnote>
+</w:endnotes>
+</file>
+
+<file path=word/footnotes.xml><?xml version="1.0" encoding="utf-8"?>
+<w:footnotes xmlns:w="http://schemas.openxmlformats.org/wordprocessingml/2006/main">
+  <w:footnote w:type="separator" w:id="-1">
+    <w:p>
+      <w:r>
+        <w:separator/>
+      </w:r>
+    </w:p>
+  </w:footnote>
+  <w:footnote w:type="continuationSeparator" w:id="0">
+    <w:p>
+      <w:r>
+        <w:continuationSeparator/>
+      </w:r>
+    </w:p>
+  </w:footnote>
+  <w:footnote w:id="1">
+    <w:p>
+      <w:pPr>
+        <w:pStyle w:val="FootnoteText"/>
+      </w:pPr>
+      <w:r>
+        <w:rPr>
+          <w:vertAlign w:val="superscript"/>
+        </w:rPr>
+        <w:footnoteRef/>
+      </w:r>
+      <w:r>
+        <w:t xml:space="preserve"> This is the first footnote with additional detail.</w:t>
+      </w:r>
+    </w:p>
+  </w:footnote>
+</w:footnotes>
 </file>
 
 <file path=word/numbering.xml><?xml version="1.0" encoding="utf-8"?>
